--- a/EXPORTS/DOCX/published/niveau3/English/NijmeegsVolkMus.docx
+++ b/EXPORTS/DOCX/published/niveau3/English/NijmeegsVolkMus.docx
@@ -205,7 +205,7 @@
           <w:rFonts w:ascii="Charis SIL Regular" w:hAnsi="Charis SIL Regular" w:eastAsia="Charis SIL Regular"/>
           <w:b w:val="0"/>
           <w:i w:val="0"/>
-          <w:color w:val="0066CC"/>
+          <w:color w:val="0000FF"/>
           <w:sz w:val="24"/>
           <w:u w:val="single"/>
         </w:rPr>
@@ -223,7 +223,7 @@
           <w:rFonts w:ascii="Charis SIL Regular" w:hAnsi="Charis SIL Regular" w:eastAsia="Charis SIL Regular"/>
           <w:b w:val="0"/>
           <w:i w:val="0"/>
-          <w:color w:val="0066CC"/>
+          <w:color w:val="0000FF"/>
           <w:sz w:val="24"/>
           <w:u w:val="single"/>
         </w:rPr>
@@ -234,7 +234,7 @@
           <w:rFonts w:ascii="Charis SIL Regular" w:hAnsi="Charis SIL Regular" w:eastAsia="Charis SIL Regular"/>
           <w:b w:val="0"/>
           <w:i w:val="0"/>
-          <w:color w:val="0066CC"/>
+          <w:color w:val="0000FF"/>
           <w:sz w:val="24"/>
           <w:u w:val="single"/>
         </w:rPr>
@@ -302,7 +302,7 @@
           <w:rFonts w:ascii="Charis SIL Regular" w:hAnsi="Charis SIL Regular" w:eastAsia="Charis SIL Regular"/>
           <w:b w:val="0"/>
           <w:i w:val="0"/>
-          <w:color w:val="0066CC"/>
+          <w:color w:val="0000FF"/>
           <w:sz w:val="24"/>
           <w:u w:val="single"/>
         </w:rPr>
@@ -320,7 +320,7 @@
           <w:rFonts w:ascii="Charis SIL Regular" w:hAnsi="Charis SIL Regular" w:eastAsia="Charis SIL Regular"/>
           <w:b w:val="0"/>
           <w:i w:val="0"/>
-          <w:color w:val="0066CC"/>
+          <w:color w:val="0000FF"/>
           <w:sz w:val="24"/>
           <w:u w:val="single"/>
         </w:rPr>
@@ -331,7 +331,7 @@
           <w:rFonts w:ascii="Charis SIL Regular" w:hAnsi="Charis SIL Regular" w:eastAsia="Charis SIL Regular"/>
           <w:b w:val="0"/>
           <w:i w:val="0"/>
-          <w:color w:val="0066CC"/>
+          <w:color w:val="0000FF"/>
           <w:sz w:val="24"/>
           <w:u w:val="single"/>
         </w:rPr>
@@ -366,7 +366,7 @@
       </w:r>
       <w:r>
         <w:rPr>
-          <w:u w:val="single" w:color="0066cc"/>
+          <w:u w:val="single" w:color="0000ff"/>
           <w:rFonts w:ascii="Charis SIL Regular" w:hAnsi="Charis SIL Regular" w:eastAsia="Charis SIL Regular"/>
           <w:b w:val="0"/>
           <w:i w:val="0"/>
@@ -384,7 +384,7 @@
       </w:r>
       <w:r>
         <w:rPr>
-          <w:u w:val="single" w:color="0066cc"/>
+          <w:u w:val="single" w:color="0000ff"/>
           <w:rFonts w:ascii="Charis SIL Regular" w:hAnsi="Charis SIL Regular" w:eastAsia="Charis SIL Regular"/>
           <w:b w:val="0"/>
           <w:i w:val="0"/>
@@ -415,7 +415,7 @@
           <w:rFonts w:ascii="Charis SIL Regular" w:hAnsi="Charis SIL Regular" w:eastAsia="Charis SIL Regular"/>
           <w:b w:val="0"/>
           <w:i w:val="0"/>
-          <w:color w:val="0066CC"/>
+          <w:color w:val="0000FF"/>
           <w:sz w:val="24"/>
           <w:u w:val="single"/>
         </w:rPr>
@@ -433,7 +433,7 @@
           <w:rFonts w:ascii="Charis SIL Regular" w:hAnsi="Charis SIL Regular" w:eastAsia="Charis SIL Regular"/>
           <w:b w:val="0"/>
           <w:i w:val="0"/>
-          <w:color w:val="0066CC"/>
+          <w:color w:val="0000FF"/>
           <w:sz w:val="24"/>
           <w:u w:val="single"/>
         </w:rPr>
@@ -451,7 +451,7 @@
           <w:rFonts w:ascii="Charis SIL Regular" w:hAnsi="Charis SIL Regular" w:eastAsia="Charis SIL Regular"/>
           <w:b w:val="0"/>
           <w:i w:val="0"/>
-          <w:color w:val="0066CC"/>
+          <w:color w:val="0000FF"/>
           <w:sz w:val="24"/>
           <w:u w:val="single"/>
         </w:rPr>
@@ -462,7 +462,7 @@
           <w:rFonts w:ascii="Charis SIL Regular" w:hAnsi="Charis SIL Regular" w:eastAsia="Charis SIL Regular"/>
           <w:b w:val="0"/>
           <w:i w:val="0"/>
-          <w:color w:val="0066CC"/>
+          <w:color w:val="0000FF"/>
           <w:sz w:val="24"/>
           <w:u w:val="single"/>
         </w:rPr>
@@ -480,7 +480,7 @@
           <w:rFonts w:ascii="Charis SIL Regular" w:hAnsi="Charis SIL Regular" w:eastAsia="Charis SIL Regular"/>
           <w:b w:val="0"/>
           <w:i w:val="0"/>
-          <w:color w:val="0066CC"/>
+          <w:color w:val="0000FF"/>
           <w:sz w:val="24"/>
           <w:u w:val="single"/>
         </w:rPr>
@@ -491,7 +491,7 @@
           <w:rFonts w:ascii="Charis SIL Regular" w:hAnsi="Charis SIL Regular" w:eastAsia="Charis SIL Regular"/>
           <w:b w:val="0"/>
           <w:i w:val="0"/>
-          <w:color w:val="0066CC"/>
+          <w:color w:val="0000FF"/>
           <w:sz w:val="24"/>
           <w:u w:val="single"/>
         </w:rPr>
@@ -642,7 +642,7 @@
           <w:rFonts w:ascii="Charis SIL Regular" w:hAnsi="Charis SIL Regular" w:eastAsia="Charis SIL Regular"/>
           <w:b w:val="0"/>
           <w:i w:val="0"/>
-          <w:color w:val="0066CC"/>
+          <w:color w:val="0000FF"/>
           <w:sz w:val="24"/>
           <w:u w:val="single"/>
         </w:rPr>
@@ -700,7 +700,7 @@
           <w:rFonts w:ascii="Charis SIL Regular" w:hAnsi="Charis SIL Regular" w:eastAsia="Charis SIL Regular"/>
           <w:b w:val="0"/>
           <w:i w:val="0"/>
-          <w:color w:val="0066CC"/>
+          <w:color w:val="0000FF"/>
           <w:sz w:val="24"/>
           <w:u w:val="single"/>
         </w:rPr>
@@ -718,7 +718,7 @@
           <w:rFonts w:ascii="Charis SIL Regular" w:hAnsi="Charis SIL Regular" w:eastAsia="Charis SIL Regular"/>
           <w:b w:val="0"/>
           <w:i w:val="0"/>
-          <w:color w:val="0066CC"/>
+          <w:color w:val="0000FF"/>
           <w:sz w:val="24"/>
           <w:u w:val="single"/>
         </w:rPr>
@@ -729,7 +729,7 @@
           <w:rFonts w:ascii="Charis SIL Regular" w:hAnsi="Charis SIL Regular" w:eastAsia="Charis SIL Regular"/>
           <w:b w:val="0"/>
           <w:i w:val="0"/>
-          <w:color w:val="0066CC"/>
+          <w:color w:val="0000FF"/>
           <w:sz w:val="24"/>
           <w:u w:val="single"/>
         </w:rPr>
@@ -764,7 +764,7 @@
       </w:r>
       <w:r>
         <w:rPr>
-          <w:u w:val="single" w:color="0066cc"/>
+          <w:u w:val="single" w:color="0000ff"/>
           <w:rFonts w:ascii="Charis SIL Regular" w:hAnsi="Charis SIL Regular" w:eastAsia="Charis SIL Regular"/>
           <w:b w:val="0"/>
           <w:i w:val="0"/>
@@ -782,7 +782,7 @@
       </w:r>
       <w:r>
         <w:rPr>
-          <w:u w:val="single" w:color="0066cc"/>
+          <w:u w:val="single" w:color="0000ff"/>
           <w:rFonts w:ascii="Charis SIL Regular" w:hAnsi="Charis SIL Regular" w:eastAsia="Charis SIL Regular"/>
           <w:b w:val="0"/>
           <w:i w:val="0"/>
@@ -800,7 +800,7 @@
       </w:r>
       <w:r>
         <w:rPr>
-          <w:u w:val="single" w:color="0066cc"/>
+          <w:u w:val="single" w:color="0000ff"/>
           <w:rFonts w:ascii="Charis SIL Regular" w:hAnsi="Charis SIL Regular" w:eastAsia="Charis SIL Regular"/>
           <w:b w:val="0"/>
           <w:i w:val="0"/>
@@ -831,7 +831,7 @@
           <w:rFonts w:ascii="Charis SIL Regular" w:hAnsi="Charis SIL Regular" w:eastAsia="Charis SIL Regular"/>
           <w:b w:val="0"/>
           <w:i w:val="0"/>
-          <w:color w:val="0066CC"/>
+          <w:color w:val="0000FF"/>
           <w:sz w:val="24"/>
           <w:u w:val="single"/>
         </w:rPr>
@@ -849,7 +849,7 @@
           <w:rFonts w:ascii="Charis SIL Regular" w:hAnsi="Charis SIL Regular" w:eastAsia="Charis SIL Regular"/>
           <w:b w:val="0"/>
           <w:i w:val="0"/>
-          <w:color w:val="0066CC"/>
+          <w:color w:val="0000FF"/>
           <w:sz w:val="24"/>
           <w:u w:val="single"/>
         </w:rPr>
@@ -860,7 +860,7 @@
           <w:rFonts w:ascii="Charis SIL Regular" w:hAnsi="Charis SIL Regular" w:eastAsia="Charis SIL Regular"/>
           <w:b w:val="0"/>
           <w:i w:val="0"/>
-          <w:color w:val="0066CC"/>
+          <w:color w:val="0000FF"/>
           <w:sz w:val="24"/>
           <w:u w:val="single"/>
         </w:rPr>
@@ -878,7 +878,7 @@
           <w:rFonts w:ascii="Charis SIL Regular" w:hAnsi="Charis SIL Regular" w:eastAsia="Charis SIL Regular"/>
           <w:b w:val="0"/>
           <w:i w:val="0"/>
-          <w:color w:val="0066CC"/>
+          <w:color w:val="0000FF"/>
           <w:sz w:val="24"/>
           <w:u w:val="single"/>
         </w:rPr>
@@ -889,7 +889,7 @@
           <w:rFonts w:ascii="Charis SIL Regular" w:hAnsi="Charis SIL Regular" w:eastAsia="Charis SIL Regular"/>
           <w:b w:val="0"/>
           <w:i w:val="0"/>
-          <w:color w:val="0066CC"/>
+          <w:color w:val="0000FF"/>
           <w:sz w:val="24"/>
           <w:u w:val="single"/>
         </w:rPr>
@@ -957,7 +957,7 @@
           <w:rFonts w:ascii="Charis SIL Regular" w:hAnsi="Charis SIL Regular" w:eastAsia="Charis SIL Regular"/>
           <w:b w:val="0"/>
           <w:i w:val="0"/>
-          <w:color w:val="0066CC"/>
+          <w:color w:val="0000FF"/>
           <w:sz w:val="24"/>
           <w:u w:val="single"/>
         </w:rPr>
@@ -981,7 +981,7 @@
           <w:rFonts w:ascii="Charis SIL Regular" w:hAnsi="Charis SIL Regular" w:eastAsia="Charis SIL Regular"/>
           <w:b w:val="0"/>
           <w:i w:val="0"/>
-          <w:color w:val="0066CC"/>
+          <w:color w:val="0000FF"/>
           <w:sz w:val="24"/>
           <w:u w:val="single"/>
         </w:rPr>
@@ -992,7 +992,7 @@
           <w:rFonts w:ascii="Charis SIL Regular" w:hAnsi="Charis SIL Regular" w:eastAsia="Charis SIL Regular"/>
           <w:b w:val="0"/>
           <w:i w:val="0"/>
-          <w:color w:val="0066CC"/>
+          <w:color w:val="0000FF"/>
           <w:sz w:val="24"/>
           <w:u w:val="single"/>
         </w:rPr>
@@ -1016,7 +1016,7 @@
           <w:rFonts w:ascii="Charis SIL Regular" w:hAnsi="Charis SIL Regular" w:eastAsia="Charis SIL Regular"/>
           <w:b w:val="0"/>
           <w:i w:val="0"/>
-          <w:color w:val="0066CC"/>
+          <w:color w:val="0000FF"/>
           <w:sz w:val="24"/>
           <w:u w:val="single"/>
         </w:rPr>
@@ -1027,7 +1027,7 @@
           <w:rFonts w:ascii="Charis SIL Regular" w:hAnsi="Charis SIL Regular" w:eastAsia="Charis SIL Regular"/>
           <w:b w:val="0"/>
           <w:i w:val="0"/>
-          <w:color w:val="0066CC"/>
+          <w:color w:val="0000FF"/>
           <w:sz w:val="24"/>
           <w:u w:val="single"/>
         </w:rPr>
@@ -1038,7 +1038,7 @@
           <w:rFonts w:ascii="Charis SIL Regular" w:hAnsi="Charis SIL Regular" w:eastAsia="Charis SIL Regular"/>
           <w:b w:val="0"/>
           <w:i w:val="0"/>
-          <w:color w:val="0066CC"/>
+          <w:color w:val="0000FF"/>
           <w:sz w:val="24"/>
         </w:rPr>
         <w:t>s</w:t>
@@ -1061,7 +1061,7 @@
           <w:rFonts w:ascii="Charis SIL Regular" w:hAnsi="Charis SIL Regular" w:eastAsia="Charis SIL Regular"/>
           <w:b w:val="0"/>
           <w:i w:val="0"/>
-          <w:color w:val="0066CC"/>
+          <w:color w:val="0000FF"/>
           <w:sz w:val="24"/>
           <w:u w:val="single"/>
         </w:rPr>
@@ -1085,7 +1085,7 @@
           <w:rFonts w:ascii="Charis SIL Regular" w:hAnsi="Charis SIL Regular" w:eastAsia="Charis SIL Regular"/>
           <w:b w:val="0"/>
           <w:i w:val="0"/>
-          <w:color w:val="0066CC"/>
+          <w:color w:val="0000FF"/>
           <w:sz w:val="24"/>
           <w:u w:val="single"/>
         </w:rPr>
@@ -1096,7 +1096,7 @@
           <w:rFonts w:ascii="Charis SIL Regular" w:hAnsi="Charis SIL Regular" w:eastAsia="Charis SIL Regular"/>
           <w:b w:val="0"/>
           <w:i w:val="0"/>
-          <w:color w:val="0066CC"/>
+          <w:color w:val="0000FF"/>
           <w:sz w:val="24"/>
           <w:u w:val="single"/>
         </w:rPr>
@@ -1117,7 +1117,7 @@
           <w:rFonts w:ascii="Charis SIL Regular" w:hAnsi="Charis SIL Regular" w:eastAsia="Charis SIL Regular"/>
           <w:b w:val="0"/>
           <w:i w:val="0"/>
-          <w:color w:val="0066CC"/>
+          <w:color w:val="0000FF"/>
           <w:sz w:val="24"/>
           <w:u w:val="single"/>
         </w:rPr>
@@ -1141,7 +1141,7 @@
           <w:rFonts w:ascii="Charis SIL Regular" w:hAnsi="Charis SIL Regular" w:eastAsia="Charis SIL Regular"/>
           <w:b w:val="0"/>
           <w:i w:val="0"/>
-          <w:color w:val="0066CC"/>
+          <w:color w:val="0000FF"/>
           <w:sz w:val="24"/>
           <w:u w:val="single"/>
         </w:rPr>
@@ -1191,7 +1191,7 @@
           <w:rFonts w:ascii="Charis SIL Regular" w:hAnsi="Charis SIL Regular" w:eastAsia="Charis SIL Regular"/>
           <w:b w:val="0"/>
           <w:i w:val="0"/>
-          <w:color w:val="0066CC"/>
+          <w:color w:val="0000FF"/>
           <w:sz w:val="24"/>
           <w:u w:val="single"/>
         </w:rPr>
@@ -1215,7 +1215,7 @@
           <w:rFonts w:ascii="Charis SIL Regular" w:hAnsi="Charis SIL Regular" w:eastAsia="Charis SIL Regular"/>
           <w:b w:val="0"/>
           <w:i w:val="0"/>
-          <w:color w:val="0066CC"/>
+          <w:color w:val="0000FF"/>
           <w:sz w:val="24"/>
           <w:u w:val="single"/>
         </w:rPr>
@@ -1226,7 +1226,7 @@
           <w:rFonts w:ascii="Charis SIL Regular" w:hAnsi="Charis SIL Regular" w:eastAsia="Charis SIL Regular"/>
           <w:b w:val="0"/>
           <w:i w:val="0"/>
-          <w:color w:val="0066CC"/>
+          <w:color w:val="0000FF"/>
           <w:sz w:val="24"/>
           <w:u w:val="single"/>
         </w:rPr>

--- a/EXPORTS/DOCX/published/niveau3/English/NijmeegsVolkMus.docx
+++ b/EXPORTS/DOCX/published/niveau3/English/NijmeegsVolkMus.docx
@@ -362,25 +362,7 @@
           <w:color w:val="000000"/>
           <w:sz w:val="24"/>
         </w:rPr>
-        <w:t>long-term loan</w:t>
-      </w:r>
-      <w:r>
-        <w:rPr>
-          <w:u w:val="single" w:color="0000ff"/>
-          <w:rFonts w:ascii="Charis SIL Regular" w:hAnsi="Charis SIL Regular" w:eastAsia="Charis SIL Regular"/>
-          <w:b w:val="0"/>
-          <w:i w:val="0"/>
-          <w:color w:val="000000"/>
-          <w:sz w:val="24"/>
-        </w:rPr>
-        <w:hyperlink r:id="rId10" w:history="1">
-          <w:r>
-            <w:rPr>
-              <w:rStyle w:val="Hyperlink"/>
-            </w:rPr>
-            <w:t xml:space="preserve"> to Ghen</w:t>
-          </w:r>
-        </w:hyperlink>
+        <w:t>long-term loan to Ghen</w:t>
       </w:r>
       <w:r>
         <w:rPr>

--- a/EXPORTS/DOCX/published/niveau3/English/NijmeegsVolkMus.docx
+++ b/EXPORTS/DOCX/published/niveau3/English/NijmeegsVolkMus.docx
@@ -373,14 +373,7 @@
           <w:color w:val="000000"/>
           <w:sz w:val="24"/>
         </w:rPr>
-        <w:hyperlink r:id="rId10" w:history="1">
-          <w:r>
-            <w:rPr>
-              <w:rStyle w:val="Hyperlink"/>
-            </w:rPr>
-            <w:t xml:space="preserve"> to Ghen</w:t>
-          </w:r>
-        </w:hyperlink>
+        <w:t xml:space="preserve"> to Ghen</w:t>
       </w:r>
       <w:r>
         <w:rPr>

--- a/EXPORTS/DOCX/published/niveau3/English/NijmeegsVolkMus.docx
+++ b/EXPORTS/DOCX/published/niveau3/English/NijmeegsVolkMus.docx
@@ -373,7 +373,14 @@
           <w:color w:val="000000"/>
           <w:sz w:val="24"/>
         </w:rPr>
-        <w:t xml:space="preserve"> to Ghen</w:t>
+        <w:hyperlink r:id="rId10" w:history="1">
+          <w:r>
+            <w:rPr>
+              <w:rStyle w:val="Hyperlink"/>
+            </w:rPr>
+            <w:t xml:space="preserve"> to Ghen</w:t>
+          </w:r>
+        </w:hyperlink>
       </w:r>
       <w:r>
         <w:rPr>

--- a/EXPORTS/DOCX/published/niveau3/English/NijmeegsVolkMus.docx
+++ b/EXPORTS/DOCX/published/niveau3/English/NijmeegsVolkMus.docx
@@ -1258,7 +1258,7 @@
         <w:autoSpaceDN w:val="0"/>
         <w:autoSpaceDE w:val="0"/>
         <w:widowControl/>
-        <w:spacing w:line="540" w:lineRule="exact" w:before="478" w:after="0"/>
+        <w:spacing w:line="540" w:lineRule="exact" w:before="458" w:after="0"/>
         <w:ind w:left="0" w:right="0" w:firstLine="0"/>
         <w:jc w:val="left"/>
       </w:pPr>
